--- a/Volume 1/Chapter 09 - Memory Management/SPA_Vol1_Ch9_Lesson9_3_malloc_and_new.docx
+++ b/Volume 1/Chapter 09 - Memory Management/SPA_Vol1_Ch9_Lesson9_3_malloc_and_new.docx
@@ -1952,31 +1952,31 @@
         <w:pStyle w:val="SourceCode"/>
       </w:pPr>
       <w:r>
-        <w:t xml:space="preserve">    // uint16_t: sizeof measures the object at the pointer, so the size</w:t>
-      </w:r>
-    </w:p>
-    <w:p>
-      <w:pPr>
-        <w:pStyle w:val="SourceCode"/>
-      </w:pPr>
-      <w:r>
-        <w:t xml:space="preserve">    // stays right even if the type of ports changes later. Writing</w:t>
-      </w:r>
-    </w:p>
-    <w:p>
-      <w:pPr>
-        <w:pStyle w:val="SourceCode"/>
-      </w:pPr>
-      <w:r>
-        <w:t xml:space="preserve">    // sizeof ports, without the *, would give the size of the address</w:t>
-      </w:r>
-    </w:p>
-    <w:p>
-      <w:pPr>
-        <w:pStyle w:val="SourceCode"/>
-      </w:pPr>
-      <w:r>
-        <w:t xml:space="preserve">    // itself (8 bytes), a classic mistake.</w:t>
+        <w:t xml:space="preserve">    // uint16_t, so it stays right if the type of ports changes. Remember,</w:t>
+      </w:r>
+    </w:p>
+    <w:p>
+      <w:pPr>
+        <w:pStyle w:val="SourceCode"/>
+      </w:pPr>
+      <w:r>
+        <w:t xml:space="preserve">    // sizeof only reads the type, so ports may appear in its own declaration.</w:t>
+      </w:r>
+    </w:p>
+    <w:p>
+      <w:pPr>
+        <w:pStyle w:val="SourceCode"/>
+      </w:pPr>
+      <w:r>
+        <w:t xml:space="preserve">    // Writing sizeof ports, without the *, would give the size of the</w:t>
+      </w:r>
+    </w:p>
+    <w:p>
+      <w:pPr>
+        <w:pStyle w:val="SourceCode"/>
+      </w:pPr>
+      <w:r>
+        <w:t xml:space="preserve">    // address itself (8 bytes), a classic mistake.</w:t>
       </w:r>
     </w:p>
     <w:p>
@@ -3910,7 +3910,7 @@
     </w:p>
     <w:p>
       <w:r>
-        <w:t>C++ can call C's malloc too, but its own tool is new. new works out the bytes from the type, returns a typed pointer, so no cast is needed, and constructs the object in the new memory. When it cannot get the memory it throws std::bad_alloc instead of returning a null pointer. Every new is paired with delete, and every new[] with delete[]. Real C++ code wraps these at once in std::unique_ptr or std::vector (Lesson 9.5); this lesson uses raw new because it is the step underneath them.</w:t>
+        <w:t>C++ can call C's malloc too, but its own tool is new. new works out the bytes from the type, returns a typed pointer, so no cast is needed, and constructs the object in the new memory. When it cannot get the memory it throws std::bad_alloc instead of returning a null pointer. Every new is paired with delete, and every new[] with delete[]. Real C++ code wraps these at once in std::unique_ptr (Lesson 9.5) or std::vector; this lesson uses raw new because it is the step underneath them.</w:t>
       </w:r>
     </w:p>
     <w:p>
@@ -4723,15 +4723,15 @@
         <w:pStyle w:val="SourceCode"/>
       </w:pPr>
       <w:r>
-        <w:t xml:space="preserve">    // Lesson 9.4 covers release in full, and Lesson 9.5 shows how real</w:t>
-      </w:r>
-    </w:p>
-    <w:p>
-      <w:pPr>
-        <w:pStyle w:val="SourceCode"/>
-      </w:pPr>
-      <w:r>
-        <w:t xml:space="preserve">    // C++ code hands this job to std::unique_ptr and std::vector.</w:t>
+        <w:t xml:space="preserve">    // Lesson 9.4 covers release in full; real C++ code hands the job to</w:t>
+      </w:r>
+    </w:p>
+    <w:p>
+      <w:pPr>
+        <w:pStyle w:val="SourceCode"/>
+      </w:pPr>
+      <w:r>
+        <w:t xml:space="preserve">    // std::unique_ptr (Lesson 9.5) or a std::vector, which owns its items.</w:t>
       </w:r>
     </w:p>
     <w:p>
@@ -6232,7 +6232,7 @@
         <w:t>new returns a typed pointer, so it needs no cast. std::malloc returns a void *, and C++, unlike C, will not convert a void * by itself: std::uint16_t *ports = std::malloc(12); fails to build with invalid conversion from 'void*' to 'uint16_t*'. The fix is a cast, which tells the compiler what the address holds: the Production-Minded program's cPorts line, static_cast&lt;std::uint16_t *&gt;(std::malloc(...)), checks for nullptr and gives the block back with std::free. Try it: remove the static_cast&lt;std::uint16_t *&gt;</w:t>
       </w:r>
       <w:r>
-        <w:t>( ) around std::malloc, build, read the error, then put it back. The line prints nothing, so the output does not change. You will meet it in C++ code that works with C libraries; in your own C++ code, use new, or better, std::vector (Lesson 9.5).</w:t>
+        <w:t>( ) around std::malloc, build, read the error, then put it back. The line prints nothing, so the output does not change. You will meet it in C++ code that works with C libraries; in your own C++ code, use new, or better, std::vector, which owns its items.</w:t>
       </w:r>
     </w:p>
     <w:p>
@@ -7545,23 +7545,23 @@
         <w:pStyle w:val="SourceCode"/>
       </w:pPr>
       <w:r>
-        <w:t xml:space="preserve">    // A request far beyond what one .NET array may hold: int.MaxValue,</w:t>
-      </w:r>
-    </w:p>
-    <w:p>
-      <w:pPr>
-        <w:pStyle w:val="SourceCode"/>
-      </w:pPr>
-      <w:r>
-        <w:t xml:space="preserve">    // the largest int, 2147483647 ports. (C and C++ ask for 2 to the</w:t>
-      </w:r>
-    </w:p>
-    <w:p>
-      <w:pPr>
-        <w:pStyle w:val="SourceCode"/>
-      </w:pPr>
-      <w:r>
-        <w:t xml:space="preserve">    // power 50, but a C# array's length is an int.)</w:t>
+        <w:t xml:space="preserve">    // A request just past what one .NET array may hold: int.MaxValue,</w:t>
+      </w:r>
+    </w:p>
+    <w:p>
+      <w:pPr>
+        <w:pStyle w:val="SourceCode"/>
+      </w:pPr>
+      <w:r>
+        <w:t xml:space="preserve">    // 2147483647 ports, while Array.MaxLength is a little smaller. (C and</w:t>
+      </w:r>
+    </w:p>
+    <w:p>
+      <w:pPr>
+        <w:pStyle w:val="SourceCode"/>
+      </w:pPr>
+      <w:r>
+        <w:t xml:space="preserve">    // C++ ask for 2 to the power 50, but a C# array's length is an int.)</w:t>
       </w:r>
     </w:p>
     <w:p>
@@ -10706,15 +10706,15 @@
         <w:pStyle w:val="SourceCode"/>
       </w:pPr>
       <w:r>
-        <w:t># Prints a label and every port on one line. Remember, " ".join puts a</w:t>
-      </w:r>
-    </w:p>
-    <w:p>
-      <w:pPr>
-        <w:pStyle w:val="SourceCode"/>
-      </w:pPr>
-      <w:r>
-        <w:t># space between the texts.</w:t>
+        <w:t># Prints a label and every port on one line. Remember, [value for item in list];</w:t>
+      </w:r>
+    </w:p>
+    <w:p>
+      <w:pPr>
+        <w:pStyle w:val="SourceCode"/>
+      </w:pPr>
+      <w:r>
+        <w:t># without the [ ], join reads the values one by one and puts " " between them.</w:t>
       </w:r>
     </w:p>
     <w:p>
@@ -10915,23 +10915,23 @@
         <w:pStyle w:val="SourceCode"/>
       </w:pPr>
       <w:r>
-        <w:t xml:space="preserve">    # nothing refers to it. New memory from Python is always zeroed, so</w:t>
-      </w:r>
-    </w:p>
-    <w:p>
-      <w:pPr>
-        <w:pStyle w:val="SourceCode"/>
-      </w:pPr>
-      <w:r>
-        <w:t xml:space="preserve">    # every port starts as 0. When memory cannot be given, Python raises</w:t>
-      </w:r>
-    </w:p>
-    <w:p>
-      <w:pPr>
-        <w:pStyle w:val="SourceCode"/>
-      </w:pPr>
-      <w:r>
-        <w:t xml:space="preserve">    # MemoryError instead of returning.</w:t>
+        <w:t xml:space="preserve">    # nothing refers to it. Python never hands out leftover bytes, and these</w:t>
+      </w:r>
+    </w:p>
+    <w:p>
+      <w:pPr>
+        <w:pStyle w:val="SourceCode"/>
+      </w:pPr>
+      <w:r>
+        <w:t xml:space="preserve">    # are zeros, so every port starts as 0. When memory cannot be given,</w:t>
+      </w:r>
+    </w:p>
+    <w:p>
+      <w:pPr>
+        <w:pStyle w:val="SourceCode"/>
+      </w:pPr>
+      <w:r>
+        <w:t xml:space="preserve">    # Python raises MemoryError instead of returning.</w:t>
       </w:r>
     </w:p>
     <w:p>
@@ -15080,7 +15080,7 @@
         <w:pStyle w:val="ListBullet"/>
       </w:pPr>
       <w:r>
-        <w:t>In C++, storing std::malloc's result without a cast. std::uint16_t *ports = std::malloc(12); fails to build with invalid conversion from 'void*' to 'uint16_t*'. static_cast&lt;std::uint16_t *&gt;(...) fixes the build, but new, or std::vector (Lesson 9.5), is the C++ answer. Never make a C++ object that holds a std::string with malloc: malloc builds nothing.</w:t>
+        <w:t>In C++, storing std::malloc's result without a cast. std::uint16_t *ports = std::malloc(12); fails to build with invalid conversion from 'void*' to 'uint16_t*'. static_cast&lt;std::uint16_t *&gt;(...) fixes the build, but new, or std::vector, is the C++ answer. Never make a C++ object that holds a std::string with malloc: malloc builds nothing.</w:t>
       </w:r>
     </w:p>
     <w:p>
@@ -15911,31 +15911,31 @@
       </w:rPr>
     </w:lvl>
   </w:abstractNum>
-  <w:num w:numId="1" w16cid:durableId="1365867701">
+  <w:num w:numId="1" w16cid:durableId="766510063">
     <w:abstractNumId w:val="8"/>
   </w:num>
-  <w:num w:numId="2" w16cid:durableId="737167121">
+  <w:num w:numId="2" w16cid:durableId="1325284791">
     <w:abstractNumId w:val="6"/>
   </w:num>
-  <w:num w:numId="3" w16cid:durableId="861361248">
+  <w:num w:numId="3" w16cid:durableId="1075400982">
     <w:abstractNumId w:val="5"/>
   </w:num>
-  <w:num w:numId="4" w16cid:durableId="1177619712">
+  <w:num w:numId="4" w16cid:durableId="548341599">
     <w:abstractNumId w:val="4"/>
   </w:num>
-  <w:num w:numId="5" w16cid:durableId="1481119608">
+  <w:num w:numId="5" w16cid:durableId="449280516">
     <w:abstractNumId w:val="7"/>
   </w:num>
-  <w:num w:numId="6" w16cid:durableId="76556904">
+  <w:num w:numId="6" w16cid:durableId="439296316">
     <w:abstractNumId w:val="3"/>
   </w:num>
-  <w:num w:numId="7" w16cid:durableId="487523894">
+  <w:num w:numId="7" w16cid:durableId="613168842">
     <w:abstractNumId w:val="2"/>
   </w:num>
-  <w:num w:numId="8" w16cid:durableId="1538812063">
+  <w:num w:numId="8" w16cid:durableId="1987657754">
     <w:abstractNumId w:val="1"/>
   </w:num>
-  <w:num w:numId="9" w16cid:durableId="1739085928">
+  <w:num w:numId="9" w16cid:durableId="1712611799">
     <w:abstractNumId w:val="0"/>
   </w:num>
 </w:numbering>
